--- a/Frontend Notes.docx
+++ b/Frontend Notes.docx
@@ -147,7 +147,15 @@
         <w:ind w:left="0" w:firstLine="0"/>
       </w:pPr>
       <w:r>
-        <w:t>h1, h2, h3, h4, h5, h6, p, a, ol, ul, button, form, input, table</w:t>
+        <w:t xml:space="preserve">h1, h2, h3, h4, h5, h6, p, a, </w:t>
+      </w:r>
+      <w:proofErr w:type="spellStart"/>
+      <w:r>
+        <w:t>ol</w:t>
+      </w:r>
+      <w:proofErr w:type="spellEnd"/>
+      <w:r>
+        <w:t>, ul, button, form, input, table</w:t>
       </w:r>
     </w:p>
     <w:p>
@@ -230,6 +238,9 @@
         <w:ind w:left="0" w:firstLine="0"/>
       </w:pPr>
       <w:r>
+        <w:rPr>
+          <w:noProof/>
+        </w:rPr>
         <w:drawing>
           <wp:inline distT="0" distB="0" distL="0" distR="0" wp14:anchorId="72174D27" wp14:editId="444A4AC1">
             <wp:extent cx="5943600" cy="744220"/>
@@ -283,6 +294,9 @@
         <w:ind w:left="0" w:firstLine="0"/>
       </w:pPr>
       <w:r>
+        <w:rPr>
+          <w:noProof/>
+        </w:rPr>
         <w:lastRenderedPageBreak/>
         <w:drawing>
           <wp:inline distT="0" distB="0" distL="0" distR="0" wp14:anchorId="1E2092F4" wp14:editId="0396E727">
@@ -337,6 +351,9 @@
         <w:ind w:left="0" w:firstLine="0"/>
       </w:pPr>
       <w:r>
+        <w:rPr>
+          <w:noProof/>
+        </w:rPr>
         <w:drawing>
           <wp:inline distT="0" distB="0" distL="0" distR="0" wp14:anchorId="0963C599" wp14:editId="53A03CC6">
             <wp:extent cx="4511431" cy="3604572"/>
@@ -390,6 +407,9 @@
         <w:ind w:left="0" w:firstLine="0"/>
       </w:pPr>
       <w:r>
+        <w:rPr>
+          <w:noProof/>
+        </w:rPr>
         <w:lastRenderedPageBreak/>
         <w:drawing>
           <wp:inline distT="0" distB="0" distL="0" distR="0" wp14:anchorId="79369563" wp14:editId="6238956C">
@@ -444,6 +464,9 @@
         <w:ind w:left="0" w:firstLine="0"/>
       </w:pPr>
       <w:r>
+        <w:rPr>
+          <w:noProof/>
+        </w:rPr>
         <w:drawing>
           <wp:inline distT="0" distB="0" distL="0" distR="0" wp14:anchorId="144A97AA" wp14:editId="031159C9">
             <wp:extent cx="5943600" cy="2698115"/>
@@ -480,6 +503,467 @@
           </wp:inline>
         </w:drawing>
       </w:r>
+    </w:p>
+    <w:p>
+      <w:pPr>
+        <w:ind w:left="0" w:firstLine="0"/>
+      </w:pPr>
+      <w:r>
+        <w:rPr>
+          <w:highlight w:val="yellow"/>
+        </w:rPr>
+        <w:t>HTML Forms:</w:t>
+      </w:r>
+      <w:r>
+        <w:t xml:space="preserve"> </w:t>
+      </w:r>
+    </w:p>
+    <w:p>
+      <w:pPr>
+        <w:ind w:left="0" w:firstLine="0"/>
+      </w:pPr>
+      <w:r>
+        <w:lastRenderedPageBreak/>
+        <w:t xml:space="preserve">These allow user to enter inputs, you can create textbox, password box, radio, </w:t>
+      </w:r>
+      <w:r>
+        <w:t xml:space="preserve">date, </w:t>
+      </w:r>
+      <w:r>
+        <w:t>buttons, checkbox, drop down items, email box, number box</w:t>
+      </w:r>
+    </w:p>
+    <w:p>
+      <w:pPr>
+        <w:ind w:left="0" w:firstLine="0"/>
+      </w:pPr>
+      <w:r>
+        <w:lastRenderedPageBreak/>
+        <w:drawing>
+          <wp:inline distT="0" distB="0" distL="0" distR="0" wp14:anchorId="2500D879" wp14:editId="0DB8C2E0">
+            <wp:extent cx="5943600" cy="4252595"/>
+            <wp:effectExtent l="0" t="0" r="0" b="0"/>
+            <wp:docPr id="1660690734" name="Picture 1"/>
+            <wp:cNvGraphicFramePr>
+              <a:graphicFrameLocks xmlns:a="http://schemas.openxmlformats.org/drawingml/2006/main" noChangeAspect="1"/>
+            </wp:cNvGraphicFramePr>
+            <a:graphic xmlns:a="http://schemas.openxmlformats.org/drawingml/2006/main">
+              <a:graphicData uri="http://schemas.openxmlformats.org/drawingml/2006/picture">
+                <pic:pic xmlns:pic="http://schemas.openxmlformats.org/drawingml/2006/picture">
+                  <pic:nvPicPr>
+                    <pic:cNvPr id="1660690734" name=""/>
+                    <pic:cNvPicPr/>
+                  </pic:nvPicPr>
+                  <pic:blipFill>
+                    <a:blip r:embed="rId10"/>
+                    <a:stretch>
+                      <a:fillRect/>
+                    </a:stretch>
+                  </pic:blipFill>
+                  <pic:spPr>
+                    <a:xfrm>
+                      <a:off x="0" y="0"/>
+                      <a:ext cx="5943600" cy="4252595"/>
+                    </a:xfrm>
+                    <a:prstGeom prst="rect">
+                      <a:avLst/>
+                    </a:prstGeom>
+                  </pic:spPr>
+                </pic:pic>
+              </a:graphicData>
+            </a:graphic>
+          </wp:inline>
+        </w:drawing>
+      </w:r>
+      <w:r>
+        <w:drawing>
+          <wp:inline distT="0" distB="0" distL="0" distR="0" wp14:anchorId="5FDA6EBF" wp14:editId="0DF4C451">
+            <wp:extent cx="5943600" cy="3326765"/>
+            <wp:effectExtent l="0" t="0" r="0" b="6985"/>
+            <wp:docPr id="970605314" name="Picture 1"/>
+            <wp:cNvGraphicFramePr>
+              <a:graphicFrameLocks xmlns:a="http://schemas.openxmlformats.org/drawingml/2006/main" noChangeAspect="1"/>
+            </wp:cNvGraphicFramePr>
+            <a:graphic xmlns:a="http://schemas.openxmlformats.org/drawingml/2006/main">
+              <a:graphicData uri="http://schemas.openxmlformats.org/drawingml/2006/picture">
+                <pic:pic xmlns:pic="http://schemas.openxmlformats.org/drawingml/2006/picture">
+                  <pic:nvPicPr>
+                    <pic:cNvPr id="970605314" name=""/>
+                    <pic:cNvPicPr/>
+                  </pic:nvPicPr>
+                  <pic:blipFill>
+                    <a:blip r:embed="rId11"/>
+                    <a:stretch>
+                      <a:fillRect/>
+                    </a:stretch>
+                  </pic:blipFill>
+                  <pic:spPr>
+                    <a:xfrm>
+                      <a:off x="0" y="0"/>
+                      <a:ext cx="5943600" cy="3326765"/>
+                    </a:xfrm>
+                    <a:prstGeom prst="rect">
+                      <a:avLst/>
+                    </a:prstGeom>
+                  </pic:spPr>
+                </pic:pic>
+              </a:graphicData>
+            </a:graphic>
+          </wp:inline>
+        </w:drawing>
+      </w:r>
+    </w:p>
+    <w:p>
+      <w:pPr>
+        <w:ind w:left="0" w:firstLine="0"/>
+      </w:pPr>
+    </w:p>
+    <w:p>
+      <w:pPr>
+        <w:ind w:left="0" w:firstLine="0"/>
+      </w:pPr>
+      <w:r>
+        <w:rPr>
+          <w:highlight w:val="yellow"/>
+        </w:rPr>
+        <w:lastRenderedPageBreak/>
+        <w:t>Javascript:</w:t>
+      </w:r>
+    </w:p>
+    <w:p>
+      <w:pPr>
+        <w:ind w:left="0" w:firstLine="0"/>
+      </w:pPr>
+      <w:r>
+        <w:t>It is a program</w:t>
+      </w:r>
+      <w:r>
+        <w:t>ming language</w:t>
+      </w:r>
+      <w:r>
+        <w:t xml:space="preserve"> to access HTML</w:t>
+      </w:r>
+      <w:r>
+        <w:t xml:space="preserve"> &amp; CSS</w:t>
+      </w:r>
+      <w:r>
+        <w:t xml:space="preserve"> at runtime and </w:t>
+      </w:r>
+      <w:proofErr w:type="gramStart"/>
+      <w:r>
+        <w:t>add</w:t>
+      </w:r>
+      <w:proofErr w:type="gramEnd"/>
+      <w:r>
+        <w:t xml:space="preserve"> dynamic behavior to your </w:t>
+      </w:r>
+      <w:r>
+        <w:t>website</w:t>
+      </w:r>
+      <w:r>
+        <w:t>, these days with the help of Node.js you can use Javascript to create backend services like RESTAPI’s, accessing backend database</w:t>
+      </w:r>
+      <w:r>
+        <w:t xml:space="preserve">. </w:t>
+      </w:r>
+    </w:p>
+    <w:p>
+      <w:pPr>
+        <w:ind w:left="0" w:firstLine="0"/>
+      </w:pPr>
+      <w:r>
+        <w:drawing>
+          <wp:inline distT="0" distB="0" distL="0" distR="0" wp14:anchorId="6D68A339" wp14:editId="0C97AF12">
+            <wp:extent cx="5943600" cy="3199130"/>
+            <wp:effectExtent l="0" t="0" r="0" b="1270"/>
+            <wp:docPr id="1242689501" name="Picture 1"/>
+            <wp:cNvGraphicFramePr>
+              <a:graphicFrameLocks xmlns:a="http://schemas.openxmlformats.org/drawingml/2006/main" noChangeAspect="1"/>
+            </wp:cNvGraphicFramePr>
+            <a:graphic xmlns:a="http://schemas.openxmlformats.org/drawingml/2006/main">
+              <a:graphicData uri="http://schemas.openxmlformats.org/drawingml/2006/picture">
+                <pic:pic xmlns:pic="http://schemas.openxmlformats.org/drawingml/2006/picture">
+                  <pic:nvPicPr>
+                    <pic:cNvPr id="1242689501" name=""/>
+                    <pic:cNvPicPr/>
+                  </pic:nvPicPr>
+                  <pic:blipFill>
+                    <a:blip r:embed="rId12"/>
+                    <a:stretch>
+                      <a:fillRect/>
+                    </a:stretch>
+                  </pic:blipFill>
+                  <pic:spPr>
+                    <a:xfrm>
+                      <a:off x="0" y="0"/>
+                      <a:ext cx="5943600" cy="3199130"/>
+                    </a:xfrm>
+                    <a:prstGeom prst="rect">
+                      <a:avLst/>
+                    </a:prstGeom>
+                  </pic:spPr>
+                </pic:pic>
+              </a:graphicData>
+            </a:graphic>
+          </wp:inline>
+        </w:drawing>
+      </w:r>
+    </w:p>
+    <w:p>
+      <w:pPr>
+        <w:ind w:left="0" w:firstLine="0"/>
+      </w:pPr>
+    </w:p>
+    <w:p>
+      <w:pPr>
+        <w:ind w:left="0" w:firstLine="0"/>
+      </w:pPr>
+      <w:r>
+        <w:rPr>
+          <w:highlight w:val="yellow"/>
+        </w:rPr>
+        <w:t>Using events to identify the elements</w:t>
+      </w:r>
+      <w:r>
+        <w:rPr>
+          <w:highlight w:val="yellow"/>
+        </w:rPr>
+        <w:t xml:space="preserve"> instead of id</w:t>
+      </w:r>
+    </w:p>
+    <w:p>
+      <w:pPr>
+        <w:ind w:left="0" w:firstLine="0"/>
+      </w:pPr>
+      <w:r>
+        <w:t xml:space="preserve">&lt;div </w:t>
+      </w:r>
+      <w:r>
+        <w:t>onclick</w:t>
+      </w:r>
+      <w:proofErr w:type="gramStart"/>
+      <w:r>
+        <w:t>=”roll</w:t>
+      </w:r>
+      <w:proofErr w:type="gramEnd"/>
+      <w:r>
+        <w:t>(event)”</w:t>
+      </w:r>
+      <w:r>
+        <w:t>&gt;</w:t>
+      </w:r>
+      <w:r>
+        <w:t xml:space="preserve"> </w:t>
+      </w:r>
+      <w:r>
+        <w:br/>
+        <w:t>&lt;</w:t>
+      </w:r>
+      <w:proofErr w:type="spellStart"/>
+      <w:r>
+        <w:t>img</w:t>
+      </w:r>
+      <w:proofErr w:type="spellEnd"/>
+      <w:r>
+        <w:t xml:space="preserve"> src=”URL” &gt;</w:t>
+      </w:r>
+      <w:r>
+        <w:br/>
+        <w:t>&lt;</w:t>
+      </w:r>
+      <w:proofErr w:type="spellStart"/>
+      <w:r>
+        <w:t>img</w:t>
+      </w:r>
+      <w:proofErr w:type="spellEnd"/>
+      <w:r>
+        <w:t xml:space="preserve"> src=”URL” &gt;</w:t>
+      </w:r>
+      <w:r>
+        <w:br/>
+        <w:t>&lt;</w:t>
+      </w:r>
+      <w:proofErr w:type="spellStart"/>
+      <w:r>
+        <w:t>img</w:t>
+      </w:r>
+      <w:proofErr w:type="spellEnd"/>
+      <w:r>
+        <w:t xml:space="preserve"> src=”URL” &gt;</w:t>
+      </w:r>
+    </w:p>
+    <w:p>
+      <w:pPr>
+        <w:ind w:left="0" w:firstLine="0"/>
+      </w:pPr>
+      <w:r>
+        <w:t>&lt;/div&gt;</w:t>
+      </w:r>
+    </w:p>
+    <w:p>
+      <w:pPr>
+        <w:ind w:left="0" w:firstLine="0"/>
+      </w:pPr>
+      <w:r>
+        <w:t xml:space="preserve">roll(eve) { </w:t>
+      </w:r>
+      <w:r>
+        <w:br/>
+        <w:t xml:space="preserve"> var ele = </w:t>
+      </w:r>
+      <w:proofErr w:type="spellStart"/>
+      <w:proofErr w:type="gramStart"/>
+      <w:r>
+        <w:t>eve.target</w:t>
+      </w:r>
+      <w:proofErr w:type="spellEnd"/>
+      <w:proofErr w:type="gramEnd"/>
+      <w:r>
+        <w:t>;</w:t>
+      </w:r>
+      <w:r>
+        <w:br/>
+        <w:t>}</w:t>
+      </w:r>
+    </w:p>
+    <w:p>
+      <w:pPr>
+        <w:ind w:left="0" w:firstLine="0"/>
+      </w:pPr>
+      <w:r>
+        <w:lastRenderedPageBreak/>
+        <w:drawing>
+          <wp:inline distT="0" distB="0" distL="0" distR="0" wp14:anchorId="3F1F5CA6" wp14:editId="3CE4CD1A">
+            <wp:extent cx="5943600" cy="3041650"/>
+            <wp:effectExtent l="0" t="0" r="0" b="6350"/>
+            <wp:docPr id="845272017" name="Picture 1"/>
+            <wp:cNvGraphicFramePr>
+              <a:graphicFrameLocks xmlns:a="http://schemas.openxmlformats.org/drawingml/2006/main" noChangeAspect="1"/>
+            </wp:cNvGraphicFramePr>
+            <a:graphic xmlns:a="http://schemas.openxmlformats.org/drawingml/2006/main">
+              <a:graphicData uri="http://schemas.openxmlformats.org/drawingml/2006/picture">
+                <pic:pic xmlns:pic="http://schemas.openxmlformats.org/drawingml/2006/picture">
+                  <pic:nvPicPr>
+                    <pic:cNvPr id="845272017" name=""/>
+                    <pic:cNvPicPr/>
+                  </pic:nvPicPr>
+                  <pic:blipFill>
+                    <a:blip r:embed="rId13"/>
+                    <a:stretch>
+                      <a:fillRect/>
+                    </a:stretch>
+                  </pic:blipFill>
+                  <pic:spPr>
+                    <a:xfrm>
+                      <a:off x="0" y="0"/>
+                      <a:ext cx="5943600" cy="3041650"/>
+                    </a:xfrm>
+                    <a:prstGeom prst="rect">
+                      <a:avLst/>
+                    </a:prstGeom>
+                  </pic:spPr>
+                </pic:pic>
+              </a:graphicData>
+            </a:graphic>
+          </wp:inline>
+        </w:drawing>
+      </w:r>
+      <w:r>
+        <w:drawing>
+          <wp:inline distT="0" distB="0" distL="0" distR="0" wp14:anchorId="0E82DCDD" wp14:editId="31FFCDDB">
+            <wp:extent cx="5943600" cy="4161790"/>
+            <wp:effectExtent l="0" t="0" r="0" b="0"/>
+            <wp:docPr id="924871837" name="Picture 1"/>
+            <wp:cNvGraphicFramePr>
+              <a:graphicFrameLocks xmlns:a="http://schemas.openxmlformats.org/drawingml/2006/main" noChangeAspect="1"/>
+            </wp:cNvGraphicFramePr>
+            <a:graphic xmlns:a="http://schemas.openxmlformats.org/drawingml/2006/main">
+              <a:graphicData uri="http://schemas.openxmlformats.org/drawingml/2006/picture">
+                <pic:pic xmlns:pic="http://schemas.openxmlformats.org/drawingml/2006/picture">
+                  <pic:nvPicPr>
+                    <pic:cNvPr id="924871837" name=""/>
+                    <pic:cNvPicPr/>
+                  </pic:nvPicPr>
+                  <pic:blipFill>
+                    <a:blip r:embed="rId14"/>
+                    <a:stretch>
+                      <a:fillRect/>
+                    </a:stretch>
+                  </pic:blipFill>
+                  <pic:spPr>
+                    <a:xfrm>
+                      <a:off x="0" y="0"/>
+                      <a:ext cx="5943600" cy="4161790"/>
+                    </a:xfrm>
+                    <a:prstGeom prst="rect">
+                      <a:avLst/>
+                    </a:prstGeom>
+                  </pic:spPr>
+                </pic:pic>
+              </a:graphicData>
+            </a:graphic>
+          </wp:inline>
+        </w:drawing>
+      </w:r>
+    </w:p>
+    <w:p>
+      <w:pPr>
+        <w:ind w:left="0" w:firstLine="0"/>
+      </w:pPr>
+      <w:r>
+        <w:rPr>
+          <w:highlight w:val="yellow"/>
+        </w:rPr>
+        <w:t>Output:</w:t>
+      </w:r>
+    </w:p>
+    <w:p>
+      <w:pPr>
+        <w:ind w:left="0" w:firstLine="0"/>
+      </w:pPr>
+      <w:r>
+        <w:lastRenderedPageBreak/>
+        <w:drawing>
+          <wp:inline distT="0" distB="0" distL="0" distR="0" wp14:anchorId="274641BA" wp14:editId="102E64F8">
+            <wp:extent cx="5943600" cy="5432425"/>
+            <wp:effectExtent l="0" t="0" r="0" b="0"/>
+            <wp:docPr id="84590573" name="Picture 1"/>
+            <wp:cNvGraphicFramePr>
+              <a:graphicFrameLocks xmlns:a="http://schemas.openxmlformats.org/drawingml/2006/main" noChangeAspect="1"/>
+            </wp:cNvGraphicFramePr>
+            <a:graphic xmlns:a="http://schemas.openxmlformats.org/drawingml/2006/main">
+              <a:graphicData uri="http://schemas.openxmlformats.org/drawingml/2006/picture">
+                <pic:pic xmlns:pic="http://schemas.openxmlformats.org/drawingml/2006/picture">
+                  <pic:nvPicPr>
+                    <pic:cNvPr id="84590573" name=""/>
+                    <pic:cNvPicPr/>
+                  </pic:nvPicPr>
+                  <pic:blipFill>
+                    <a:blip r:embed="rId15"/>
+                    <a:stretch>
+                      <a:fillRect/>
+                    </a:stretch>
+                  </pic:blipFill>
+                  <pic:spPr>
+                    <a:xfrm>
+                      <a:off x="0" y="0"/>
+                      <a:ext cx="5943600" cy="5432425"/>
+                    </a:xfrm>
+                    <a:prstGeom prst="rect">
+                      <a:avLst/>
+                    </a:prstGeom>
+                  </pic:spPr>
+                </pic:pic>
+              </a:graphicData>
+            </a:graphic>
+          </wp:inline>
+        </w:drawing>
+      </w:r>
+    </w:p>
+    <w:p>
+      <w:pPr>
+        <w:ind w:left="0" w:firstLine="0"/>
+      </w:pPr>
     </w:p>
     <w:sectPr>
       <w:pgSz w:w="12240" w:h="15840"/>

--- a/Frontend Notes.docx
+++ b/Frontend Notes.docx
@@ -147,15 +147,7 @@
         <w:ind w:left="0" w:firstLine="0"/>
       </w:pPr>
       <w:r>
-        <w:t xml:space="preserve">h1, h2, h3, h4, h5, h6, p, a, </w:t>
-      </w:r>
-      <w:proofErr w:type="spellStart"/>
-      <w:r>
-        <w:t>ol</w:t>
-      </w:r>
-      <w:proofErr w:type="spellEnd"/>
-      <w:r>
-        <w:t>, ul, button, form, input, table</w:t>
+        <w:t>h1, h2, h3, h4, h5, h6, p, a, ol, ul, button, form, input, table</w:t>
       </w:r>
     </w:p>
     <w:p>
@@ -538,6 +530,9 @@
         <w:ind w:left="0" w:firstLine="0"/>
       </w:pPr>
       <w:r>
+        <w:rPr>
+          <w:noProof/>
+        </w:rPr>
         <w:lastRenderedPageBreak/>
         <w:drawing>
           <wp:inline distT="0" distB="0" distL="0" distR="0" wp14:anchorId="2500D879" wp14:editId="0DB8C2E0">
@@ -576,6 +571,9 @@
         </w:drawing>
       </w:r>
       <w:r>
+        <w:rPr>
+          <w:noProof/>
+        </w:rPr>
         <w:drawing>
           <wp:inline distT="0" distB="0" distL="0" distR="0" wp14:anchorId="5FDA6EBF" wp14:editId="0DF4C451">
             <wp:extent cx="5943600" cy="3326765"/>
@@ -647,15 +645,7 @@
         <w:t xml:space="preserve"> &amp; CSS</w:t>
       </w:r>
       <w:r>
-        <w:t xml:space="preserve"> at runtime and </w:t>
-      </w:r>
-      <w:proofErr w:type="gramStart"/>
-      <w:r>
-        <w:t>add</w:t>
-      </w:r>
-      <w:proofErr w:type="gramEnd"/>
-      <w:r>
-        <w:t xml:space="preserve"> dynamic behavior to your </w:t>
+        <w:t xml:space="preserve"> at runtime and add dynamic behavior to your </w:t>
       </w:r>
       <w:r>
         <w:t>website</w:t>
@@ -672,6 +662,9 @@
         <w:ind w:left="0" w:firstLine="0"/>
       </w:pPr>
       <w:r>
+        <w:rPr>
+          <w:noProof/>
+        </w:rPr>
         <w:drawing>
           <wp:inline distT="0" distB="0" distL="0" distR="0" wp14:anchorId="6D68A339" wp14:editId="0C97AF12">
             <wp:extent cx="5943600" cy="3199130"/>
@@ -736,60 +729,22 @@
         <w:ind w:left="0" w:firstLine="0"/>
       </w:pPr>
       <w:r>
-        <w:t xml:space="preserve">&lt;div </w:t>
-      </w:r>
-      <w:r>
-        <w:t>onclick</w:t>
-      </w:r>
-      <w:proofErr w:type="gramStart"/>
-      <w:r>
-        <w:t>=”roll</w:t>
-      </w:r>
-      <w:proofErr w:type="gramEnd"/>
-      <w:r>
-        <w:t>(event)”</w:t>
-      </w:r>
-      <w:r>
-        <w:t>&gt;</w:t>
+        <w:t>&lt;div onclick=”roll(event)”&gt;</w:t>
       </w:r>
       <w:r>
         <w:t xml:space="preserve"> </w:t>
       </w:r>
       <w:r>
         <w:br/>
-        <w:t>&lt;</w:t>
-      </w:r>
-      <w:proofErr w:type="spellStart"/>
-      <w:r>
-        <w:t>img</w:t>
-      </w:r>
-      <w:proofErr w:type="spellEnd"/>
-      <w:r>
-        <w:t xml:space="preserve"> src=”URL” &gt;</w:t>
+        <w:t>&lt;img src=”URL” &gt;</w:t>
       </w:r>
       <w:r>
         <w:br/>
-        <w:t>&lt;</w:t>
-      </w:r>
-      <w:proofErr w:type="spellStart"/>
-      <w:r>
-        <w:t>img</w:t>
-      </w:r>
-      <w:proofErr w:type="spellEnd"/>
-      <w:r>
-        <w:t xml:space="preserve"> src=”URL” &gt;</w:t>
+        <w:t>&lt;img src=”URL” &gt;</w:t>
       </w:r>
       <w:r>
         <w:br/>
-        <w:t>&lt;</w:t>
-      </w:r>
-      <w:proofErr w:type="spellStart"/>
-      <w:r>
-        <w:t>img</w:t>
-      </w:r>
-      <w:proofErr w:type="spellEnd"/>
-      <w:r>
-        <w:t xml:space="preserve"> src=”URL” &gt;</w:t>
+        <w:t>&lt;img src=”URL” &gt;</w:t>
       </w:r>
     </w:p>
     <w:p>
@@ -809,17 +764,7 @@
       </w:r>
       <w:r>
         <w:br/>
-        <w:t xml:space="preserve"> var ele = </w:t>
-      </w:r>
-      <w:proofErr w:type="spellStart"/>
-      <w:proofErr w:type="gramStart"/>
-      <w:r>
-        <w:t>eve.target</w:t>
-      </w:r>
-      <w:proofErr w:type="spellEnd"/>
-      <w:proofErr w:type="gramEnd"/>
-      <w:r>
-        <w:t>;</w:t>
+        <w:t xml:space="preserve"> var ele = eve.target;</w:t>
       </w:r>
       <w:r>
         <w:br/>
@@ -831,6 +776,9 @@
         <w:ind w:left="0" w:firstLine="0"/>
       </w:pPr>
       <w:r>
+        <w:rPr>
+          <w:noProof/>
+        </w:rPr>
         <w:lastRenderedPageBreak/>
         <w:drawing>
           <wp:inline distT="0" distB="0" distL="0" distR="0" wp14:anchorId="3F1F5CA6" wp14:editId="3CE4CD1A">
@@ -869,6 +817,9 @@
         </w:drawing>
       </w:r>
       <w:r>
+        <w:rPr>
+          <w:noProof/>
+        </w:rPr>
         <w:drawing>
           <wp:inline distT="0" distB="0" distL="0" distR="0" wp14:anchorId="0E82DCDD" wp14:editId="31FFCDDB">
             <wp:extent cx="5943600" cy="4161790"/>
@@ -922,6 +873,9 @@
         <w:ind w:left="0" w:firstLine="0"/>
       </w:pPr>
       <w:r>
+        <w:rPr>
+          <w:noProof/>
+        </w:rPr>
         <w:lastRenderedPageBreak/>
         <w:drawing>
           <wp:inline distT="0" distB="0" distL="0" distR="0" wp14:anchorId="274641BA" wp14:editId="102E64F8">
@@ -964,6 +918,411 @@
       <w:pPr>
         <w:ind w:left="0" w:firstLine="0"/>
       </w:pPr>
+      <w:r>
+        <w:t>let and const keyword: these are used to create block scoped variables, you can’t modify const data, but you can modify let data</w:t>
+      </w:r>
+      <w:r>
+        <w:t>, these keywords are introduced because var creates global data</w:t>
+      </w:r>
+      <w:r>
+        <w:t>, even if you try to create data inside a scope it will be visible outside the scope as well.</w:t>
+      </w:r>
+    </w:p>
+    <w:p>
+      <w:pPr>
+        <w:ind w:left="0" w:firstLine="0"/>
+      </w:pPr>
+      <w:r>
+        <w:t xml:space="preserve">If(…) { </w:t>
+      </w:r>
+      <w:r>
+        <w:br/>
+        <w:t xml:space="preserve">  var isEligible = true;</w:t>
+      </w:r>
+      <w:r>
+        <w:br/>
+        <w:t>}</w:t>
+      </w:r>
+    </w:p>
+    <w:p>
+      <w:pPr>
+        <w:ind w:left="0" w:firstLine="0"/>
+      </w:pPr>
+      <w:r>
+        <w:t>// outside the if also isEligible is accessible</w:t>
+      </w:r>
+    </w:p>
+    <w:p>
+      <w:pPr>
+        <w:ind w:left="0" w:firstLine="0"/>
+      </w:pPr>
+      <w:r>
+        <w:rPr>
+          <w:highlight w:val="yellow"/>
+        </w:rPr>
+        <w:lastRenderedPageBreak/>
+        <w:t>Modern Javascript or ES6 or ECMAScript</w:t>
+      </w:r>
+    </w:p>
+    <w:p>
+      <w:pPr>
+        <w:ind w:left="0" w:firstLine="0"/>
+      </w:pPr>
+      <w:r>
+        <w:rPr>
+          <w:highlight w:val="yellow"/>
+        </w:rPr>
+        <w:t>Note:</w:t>
+      </w:r>
+      <w:r>
+        <w:t xml:space="preserve"> Old Javascript is from ES5</w:t>
+      </w:r>
+    </w:p>
+    <w:p>
+      <w:pPr>
+        <w:ind w:left="0" w:firstLine="0"/>
+      </w:pPr>
+      <w:r>
+        <w:t>This is introduced to simply Javascript syntax, these are the features introduced in Javascript</w:t>
+      </w:r>
+    </w:p>
+    <w:p>
+      <w:pPr>
+        <w:pStyle w:val="ListParagraph"/>
+        <w:numPr>
+          <w:ilvl w:val="0"/>
+          <w:numId w:val="3"/>
+        </w:numPr>
+      </w:pPr>
+      <w:r>
+        <w:t>Keywords like let, const, class, extends, super</w:t>
+      </w:r>
+    </w:p>
+    <w:p>
+      <w:pPr>
+        <w:pStyle w:val="ListParagraph"/>
+        <w:numPr>
+          <w:ilvl w:val="0"/>
+          <w:numId w:val="3"/>
+        </w:numPr>
+      </w:pPr>
+      <w:r>
+        <w:t>Template strings</w:t>
+      </w:r>
+    </w:p>
+    <w:p>
+      <w:pPr>
+        <w:pStyle w:val="ListParagraph"/>
+        <w:numPr>
+          <w:ilvl w:val="0"/>
+          <w:numId w:val="3"/>
+        </w:numPr>
+      </w:pPr>
+      <w:r>
+        <w:t>Arrow functions</w:t>
+      </w:r>
+    </w:p>
+    <w:p>
+      <w:pPr>
+        <w:pStyle w:val="ListParagraph"/>
+        <w:numPr>
+          <w:ilvl w:val="0"/>
+          <w:numId w:val="3"/>
+        </w:numPr>
+      </w:pPr>
+      <w:r>
+        <w:t>Spread &amp; Rest operators</w:t>
+      </w:r>
+    </w:p>
+    <w:p>
+      <w:pPr>
+        <w:pStyle w:val="ListParagraph"/>
+        <w:numPr>
+          <w:ilvl w:val="0"/>
+          <w:numId w:val="3"/>
+        </w:numPr>
+      </w:pPr>
+      <w:r>
+        <w:t>Destructuring</w:t>
+      </w:r>
+    </w:p>
+    <w:p>
+      <w:pPr>
+        <w:pStyle w:val="ListParagraph"/>
+        <w:numPr>
+          <w:ilvl w:val="0"/>
+          <w:numId w:val="3"/>
+        </w:numPr>
+      </w:pPr>
+      <w:r>
+        <w:t>Optional Chain</w:t>
+      </w:r>
+    </w:p>
+    <w:p>
+      <w:pPr>
+        <w:pStyle w:val="ListParagraph"/>
+        <w:numPr>
+          <w:ilvl w:val="0"/>
+          <w:numId w:val="3"/>
+        </w:numPr>
+      </w:pPr>
+      <w:r>
+        <w:t>Generators</w:t>
+      </w:r>
+    </w:p>
+    <w:p>
+      <w:pPr>
+        <w:pStyle w:val="ListParagraph"/>
+        <w:numPr>
+          <w:ilvl w:val="0"/>
+          <w:numId w:val="3"/>
+        </w:numPr>
+      </w:pPr>
+      <w:r>
+        <w:t>Promises</w:t>
+      </w:r>
+    </w:p>
+    <w:p>
+      <w:pPr>
+        <w:pStyle w:val="ListParagraph"/>
+        <w:numPr>
+          <w:ilvl w:val="0"/>
+          <w:numId w:val="3"/>
+        </w:numPr>
+      </w:pPr>
+      <w:r>
+        <w:t>Async/Await</w:t>
+      </w:r>
+    </w:p>
+    <w:p>
+      <w:pPr>
+        <w:ind w:left="0" w:firstLine="0"/>
+      </w:pPr>
+      <w:r>
+        <w:rPr>
+          <w:highlight w:val="yellow"/>
+        </w:rPr>
+        <w:t>Template Strings:</w:t>
+      </w:r>
+      <w:r>
+        <w:t xml:space="preserve"> These are used to avoid string concatenation with + operator, this simplifies string concatenation, it uses a back tick character `</w:t>
+      </w:r>
+    </w:p>
+    <w:p>
+      <w:pPr>
+        <w:ind w:left="0" w:firstLine="0"/>
+      </w:pPr>
+      <w:r>
+        <w:drawing>
+          <wp:inline distT="0" distB="0" distL="0" distR="0" wp14:anchorId="3374F7B4" wp14:editId="664161B6">
+            <wp:extent cx="5943600" cy="3879850"/>
+            <wp:effectExtent l="0" t="0" r="0" b="6350"/>
+            <wp:docPr id="1807024880" name="Picture 1"/>
+            <wp:cNvGraphicFramePr>
+              <a:graphicFrameLocks xmlns:a="http://schemas.openxmlformats.org/drawingml/2006/main" noChangeAspect="1"/>
+            </wp:cNvGraphicFramePr>
+            <a:graphic xmlns:a="http://schemas.openxmlformats.org/drawingml/2006/main">
+              <a:graphicData uri="http://schemas.openxmlformats.org/drawingml/2006/picture">
+                <pic:pic xmlns:pic="http://schemas.openxmlformats.org/drawingml/2006/picture">
+                  <pic:nvPicPr>
+                    <pic:cNvPr id="1807024880" name=""/>
+                    <pic:cNvPicPr/>
+                  </pic:nvPicPr>
+                  <pic:blipFill>
+                    <a:blip r:embed="rId16"/>
+                    <a:stretch>
+                      <a:fillRect/>
+                    </a:stretch>
+                  </pic:blipFill>
+                  <pic:spPr>
+                    <a:xfrm>
+                      <a:off x="0" y="0"/>
+                      <a:ext cx="5943600" cy="3879850"/>
+                    </a:xfrm>
+                    <a:prstGeom prst="rect">
+                      <a:avLst/>
+                    </a:prstGeom>
+                  </pic:spPr>
+                </pic:pic>
+              </a:graphicData>
+            </a:graphic>
+          </wp:inline>
+        </w:drawing>
+      </w:r>
+    </w:p>
+    <w:p>
+      <w:pPr>
+        <w:ind w:left="0" w:firstLine="0"/>
+      </w:pPr>
+      <w:r>
+        <w:rPr>
+          <w:highlight w:val="yellow"/>
+        </w:rPr>
+        <w:lastRenderedPageBreak/>
+        <w:t>Arrow functions:</w:t>
+      </w:r>
+    </w:p>
+    <w:p>
+      <w:pPr>
+        <w:ind w:left="0" w:firstLine="0"/>
+      </w:pPr>
+      <w:r>
+        <w:t>These simplify writing callback functions in a concise way</w:t>
+      </w:r>
+    </w:p>
+    <w:p>
+      <w:pPr>
+        <w:ind w:left="0" w:firstLine="0"/>
+      </w:pPr>
+      <w:r>
+        <w:drawing>
+          <wp:inline distT="0" distB="0" distL="0" distR="0" wp14:anchorId="246977FB" wp14:editId="4345BE3E">
+            <wp:extent cx="5943600" cy="2750820"/>
+            <wp:effectExtent l="0" t="0" r="0" b="0"/>
+            <wp:docPr id="81634651" name="Picture 1"/>
+            <wp:cNvGraphicFramePr>
+              <a:graphicFrameLocks xmlns:a="http://schemas.openxmlformats.org/drawingml/2006/main" noChangeAspect="1"/>
+            </wp:cNvGraphicFramePr>
+            <a:graphic xmlns:a="http://schemas.openxmlformats.org/drawingml/2006/main">
+              <a:graphicData uri="http://schemas.openxmlformats.org/drawingml/2006/picture">
+                <pic:pic xmlns:pic="http://schemas.openxmlformats.org/drawingml/2006/picture">
+                  <pic:nvPicPr>
+                    <pic:cNvPr id="81634651" name=""/>
+                    <pic:cNvPicPr/>
+                  </pic:nvPicPr>
+                  <pic:blipFill>
+                    <a:blip r:embed="rId17"/>
+                    <a:stretch>
+                      <a:fillRect/>
+                    </a:stretch>
+                  </pic:blipFill>
+                  <pic:spPr>
+                    <a:xfrm>
+                      <a:off x="0" y="0"/>
+                      <a:ext cx="5943600" cy="2750820"/>
+                    </a:xfrm>
+                    <a:prstGeom prst="rect">
+                      <a:avLst/>
+                    </a:prstGeom>
+                  </pic:spPr>
+                </pic:pic>
+              </a:graphicData>
+            </a:graphic>
+          </wp:inline>
+        </w:drawing>
+      </w:r>
+    </w:p>
+    <w:p>
+      <w:pPr>
+        <w:ind w:left="0" w:firstLine="0"/>
+      </w:pPr>
+      <w:r>
+        <w:rPr>
+          <w:highlight w:val="yellow"/>
+        </w:rPr>
+        <w:t>Javascript rest &amp; spread operator</w:t>
+      </w:r>
+    </w:p>
+    <w:p>
+      <w:pPr>
+        <w:ind w:left="0" w:firstLine="0"/>
+      </w:pPr>
+      <w:r>
+        <w:t>Rest: It is used to pass 0 or more arguments to the function</w:t>
+      </w:r>
+    </w:p>
+    <w:p>
+      <w:pPr>
+        <w:ind w:left="0" w:firstLine="0"/>
+      </w:pPr>
+      <w:r>
+        <w:drawing>
+          <wp:inline distT="0" distB="0" distL="0" distR="0" wp14:anchorId="201B686C" wp14:editId="131C89D0">
+            <wp:extent cx="5943600" cy="3300730"/>
+            <wp:effectExtent l="0" t="0" r="0" b="0"/>
+            <wp:docPr id="510276896" name="Picture 1"/>
+            <wp:cNvGraphicFramePr>
+              <a:graphicFrameLocks xmlns:a="http://schemas.openxmlformats.org/drawingml/2006/main" noChangeAspect="1"/>
+            </wp:cNvGraphicFramePr>
+            <a:graphic xmlns:a="http://schemas.openxmlformats.org/drawingml/2006/main">
+              <a:graphicData uri="http://schemas.openxmlformats.org/drawingml/2006/picture">
+                <pic:pic xmlns:pic="http://schemas.openxmlformats.org/drawingml/2006/picture">
+                  <pic:nvPicPr>
+                    <pic:cNvPr id="510276896" name=""/>
+                    <pic:cNvPicPr/>
+                  </pic:nvPicPr>
+                  <pic:blipFill>
+                    <a:blip r:embed="rId18"/>
+                    <a:stretch>
+                      <a:fillRect/>
+                    </a:stretch>
+                  </pic:blipFill>
+                  <pic:spPr>
+                    <a:xfrm>
+                      <a:off x="0" y="0"/>
+                      <a:ext cx="5943600" cy="3300730"/>
+                    </a:xfrm>
+                    <a:prstGeom prst="rect">
+                      <a:avLst/>
+                    </a:prstGeom>
+                  </pic:spPr>
+                </pic:pic>
+              </a:graphicData>
+            </a:graphic>
+          </wp:inline>
+        </w:drawing>
+      </w:r>
+    </w:p>
+    <w:p>
+      <w:pPr>
+        <w:ind w:left="0" w:firstLine="0"/>
+      </w:pPr>
+      <w:r>
+        <w:lastRenderedPageBreak/>
+        <w:t>Spread: It is used when you want multiple elements to be distributed across multiple variables</w:t>
+      </w:r>
+    </w:p>
+    <w:p>
+      <w:pPr>
+        <w:ind w:left="0" w:firstLine="0"/>
+      </w:pPr>
+      <w:r>
+        <w:drawing>
+          <wp:inline distT="0" distB="0" distL="0" distR="0" wp14:anchorId="7C8B6E95" wp14:editId="16D53019">
+            <wp:extent cx="5943600" cy="3907790"/>
+            <wp:effectExtent l="0" t="0" r="0" b="0"/>
+            <wp:docPr id="1703774719" name="Picture 1"/>
+            <wp:cNvGraphicFramePr>
+              <a:graphicFrameLocks xmlns:a="http://schemas.openxmlformats.org/drawingml/2006/main" noChangeAspect="1"/>
+            </wp:cNvGraphicFramePr>
+            <a:graphic xmlns:a="http://schemas.openxmlformats.org/drawingml/2006/main">
+              <a:graphicData uri="http://schemas.openxmlformats.org/drawingml/2006/picture">
+                <pic:pic xmlns:pic="http://schemas.openxmlformats.org/drawingml/2006/picture">
+                  <pic:nvPicPr>
+                    <pic:cNvPr id="1703774719" name=""/>
+                    <pic:cNvPicPr/>
+                  </pic:nvPicPr>
+                  <pic:blipFill>
+                    <a:blip r:embed="rId19"/>
+                    <a:stretch>
+                      <a:fillRect/>
+                    </a:stretch>
+                  </pic:blipFill>
+                  <pic:spPr>
+                    <a:xfrm>
+                      <a:off x="0" y="0"/>
+                      <a:ext cx="5943600" cy="3907790"/>
+                    </a:xfrm>
+                    <a:prstGeom prst="rect">
+                      <a:avLst/>
+                    </a:prstGeom>
+                  </pic:spPr>
+                </pic:pic>
+              </a:graphicData>
+            </a:graphic>
+          </wp:inline>
+        </w:drawing>
+      </w:r>
     </w:p>
     <w:sectPr>
       <w:pgSz w:w="12240" w:h="15840"/>
@@ -1179,11 +1538,103 @@
       </w:rPr>
     </w:lvl>
   </w:abstractNum>
+  <w:abstractNum w:abstractNumId="2" w15:restartNumberingAfterBreak="0">
+    <w:nsid w:val="4D1D14B0"/>
+    <w:multiLevelType w:val="hybridMultilevel"/>
+    <w:tmpl w:val="6AF0F502"/>
+    <w:lvl w:ilvl="0" w:tplc="4009000F">
+      <w:start w:val="1"/>
+      <w:numFmt w:val="decimal"/>
+      <w:lvlText w:val="%1."/>
+      <w:lvlJc w:val="left"/>
+      <w:pPr>
+        <w:ind w:left="720" w:hanging="360"/>
+      </w:pPr>
+      <w:rPr>
+        <w:rFonts w:hint="default"/>
+      </w:rPr>
+    </w:lvl>
+    <w:lvl w:ilvl="1" w:tplc="40090019" w:tentative="1">
+      <w:start w:val="1"/>
+      <w:numFmt w:val="lowerLetter"/>
+      <w:lvlText w:val="%2."/>
+      <w:lvlJc w:val="left"/>
+      <w:pPr>
+        <w:ind w:left="1440" w:hanging="360"/>
+      </w:pPr>
+    </w:lvl>
+    <w:lvl w:ilvl="2" w:tplc="4009001B" w:tentative="1">
+      <w:start w:val="1"/>
+      <w:numFmt w:val="lowerRoman"/>
+      <w:lvlText w:val="%3."/>
+      <w:lvlJc w:val="right"/>
+      <w:pPr>
+        <w:ind w:left="2160" w:hanging="180"/>
+      </w:pPr>
+    </w:lvl>
+    <w:lvl w:ilvl="3" w:tplc="4009000F" w:tentative="1">
+      <w:start w:val="1"/>
+      <w:numFmt w:val="decimal"/>
+      <w:lvlText w:val="%4."/>
+      <w:lvlJc w:val="left"/>
+      <w:pPr>
+        <w:ind w:left="2880" w:hanging="360"/>
+      </w:pPr>
+    </w:lvl>
+    <w:lvl w:ilvl="4" w:tplc="40090019" w:tentative="1">
+      <w:start w:val="1"/>
+      <w:numFmt w:val="lowerLetter"/>
+      <w:lvlText w:val="%5."/>
+      <w:lvlJc w:val="left"/>
+      <w:pPr>
+        <w:ind w:left="3600" w:hanging="360"/>
+      </w:pPr>
+    </w:lvl>
+    <w:lvl w:ilvl="5" w:tplc="4009001B" w:tentative="1">
+      <w:start w:val="1"/>
+      <w:numFmt w:val="lowerRoman"/>
+      <w:lvlText w:val="%6."/>
+      <w:lvlJc w:val="right"/>
+      <w:pPr>
+        <w:ind w:left="4320" w:hanging="180"/>
+      </w:pPr>
+    </w:lvl>
+    <w:lvl w:ilvl="6" w:tplc="4009000F" w:tentative="1">
+      <w:start w:val="1"/>
+      <w:numFmt w:val="decimal"/>
+      <w:lvlText w:val="%7."/>
+      <w:lvlJc w:val="left"/>
+      <w:pPr>
+        <w:ind w:left="5040" w:hanging="360"/>
+      </w:pPr>
+    </w:lvl>
+    <w:lvl w:ilvl="7" w:tplc="40090019" w:tentative="1">
+      <w:start w:val="1"/>
+      <w:numFmt w:val="lowerLetter"/>
+      <w:lvlText w:val="%8."/>
+      <w:lvlJc w:val="left"/>
+      <w:pPr>
+        <w:ind w:left="5760" w:hanging="360"/>
+      </w:pPr>
+    </w:lvl>
+    <w:lvl w:ilvl="8" w:tplc="4009001B" w:tentative="1">
+      <w:start w:val="1"/>
+      <w:numFmt w:val="lowerRoman"/>
+      <w:lvlText w:val="%9."/>
+      <w:lvlJc w:val="right"/>
+      <w:pPr>
+        <w:ind w:left="6480" w:hanging="180"/>
+      </w:pPr>
+    </w:lvl>
+  </w:abstractNum>
   <w:num w:numId="1" w16cid:durableId="1226836018">
     <w:abstractNumId w:val="1"/>
   </w:num>
   <w:num w:numId="2" w16cid:durableId="1700397513">
     <w:abstractNumId w:val="0"/>
+  </w:num>
+  <w:num w:numId="3" w16cid:durableId="109739254">
+    <w:abstractNumId w:val="2"/>
   </w:num>
 </w:numbering>
 </file>
